--- a/Knowledge/3-Work knowledge/1-Software Engineering/2-Testing/5-My Source/1-ISTQB Foundation Level/6-Risk Management/1-Types of Risks/6-External Risks.docx
+++ b/Knowledge/3-Work knowledge/1-Software Engineering/2-Testing/5-My Source/1-ISTQB Foundation Level/6-Risk Management/1-Types of Risks/6-External Risks.docx
@@ -31,48 +31,39 @@
       </w:pPr>
       <w:r>
         <w:rPr>
-          <w:b/>
+          <w:rFonts w:ascii="Arial" w:eastAsia="Arial" w:hAnsi="Arial"/>
+          <w:sz w:val="18"/>
+          <w:highlight w:val="lightGray"/>
           <w:shd w:val="clear" w:color="auto" w:fill="B7B7B7"/>
         </w:rPr>
-        <w:t># Source</w:t>
-      </w:r>
-      <w:r>
-        <w:rPr>
+        <w:t xml:space="preserve"># Source: Chatgot </w:t>
+      </w:r>
+      <w:r>
+        <w:rPr>
+          <w:rFonts w:ascii="Arial" w:eastAsia="Arial" w:hAnsi="Arial"/>
+          <w:sz w:val="18"/>
+          <w:szCs w:val="14"/>
+          <w:highlight w:val="lightGray"/>
           <w:shd w:val="clear" w:color="auto" w:fill="B7B7B7"/>
         </w:rPr>
-        <w:t xml:space="preserve">: </w:t>
-      </w:r>
-      <w:r>
-        <w:rPr>
-          <w:b/>
+        <w:t>(GPT</w:t>
+      </w:r>
+      <w:r>
+        <w:rPr>
+          <w:rFonts w:ascii="Arial" w:eastAsia="Arial" w:hAnsi="Arial" w:cs="Cambria Math"/>
+          <w:sz w:val="18"/>
+          <w:szCs w:val="14"/>
+          <w:highlight w:val="lightGray"/>
           <w:shd w:val="clear" w:color="auto" w:fill="B7B7B7"/>
         </w:rPr>
-        <w:t xml:space="preserve">Chatgot </w:t>
-      </w:r>
-      <w:r>
-        <w:rPr>
-          <w:b/>
-          <w:sz w:val="14"/>
+        <w:t>‑</w:t>
+      </w:r>
+      <w:r>
+        <w:rPr>
+          <w:rFonts w:ascii="Arial" w:eastAsia="Arial" w:hAnsi="Arial"/>
+          <w:sz w:val="18"/>
           <w:szCs w:val="14"/>
-          <w:shd w:val="clear" w:color="auto" w:fill="B7B7B7"/>
-        </w:rPr>
-        <w:t>(GPT</w:t>
-      </w:r>
-      <w:r>
-        <w:rPr>
-          <w:rFonts w:ascii="Cambria Math" w:hAnsi="Cambria Math" w:cs="Cambria Math"/>
-          <w:b/>
-          <w:sz w:val="14"/>
-          <w:szCs w:val="14"/>
-          <w:shd w:val="clear" w:color="auto" w:fill="B7B7B7"/>
-        </w:rPr>
-        <w:t>‑</w:t>
-      </w:r>
-      <w:r>
-        <w:rPr>
-          <w:b/>
-          <w:sz w:val="14"/>
-          <w:szCs w:val="14"/>
+          <w:highlight w:val="lightGray"/>
           <w:shd w:val="clear" w:color="auto" w:fill="B7B7B7"/>
         </w:rPr>
         <w:t>5 Mini) at [8/17/2025]</w:t>
@@ -158,7 +149,7 @@
           <w:ilvl w:val="0"/>
           <w:numId w:val="3"/>
         </w:numPr>
-        <w:spacing w:before="240"/>
+        <w:spacing w:before="240" w:after="0" w:line="276" w:lineRule="auto"/>
         <w:rPr>
           <w:rFonts w:ascii="Roboto Mono" w:eastAsia="Roboto Mono" w:hAnsi="Roboto Mono" w:cs="Roboto Mono"/>
         </w:rPr>
@@ -182,6 +173,7 @@
           <w:ilvl w:val="0"/>
           <w:numId w:val="3"/>
         </w:numPr>
+        <w:spacing w:after="0" w:line="276" w:lineRule="auto"/>
         <w:rPr>
           <w:rFonts w:ascii="Roboto Mono" w:eastAsia="Roboto Mono" w:hAnsi="Roboto Mono" w:cs="Roboto Mono"/>
         </w:rPr>
@@ -205,6 +197,7 @@
           <w:ilvl w:val="0"/>
           <w:numId w:val="3"/>
         </w:numPr>
+        <w:spacing w:after="0" w:line="276" w:lineRule="auto"/>
         <w:rPr>
           <w:rFonts w:ascii="Roboto Mono" w:eastAsia="Roboto Mono" w:hAnsi="Roboto Mono" w:cs="Roboto Mono"/>
         </w:rPr>
@@ -228,7 +221,7 @@
           <w:ilvl w:val="0"/>
           <w:numId w:val="3"/>
         </w:numPr>
-        <w:spacing w:after="240"/>
+        <w:spacing w:after="240" w:line="276" w:lineRule="auto"/>
         <w:rPr>
           <w:rFonts w:ascii="Roboto Mono" w:eastAsia="Roboto Mono" w:hAnsi="Roboto Mono" w:cs="Roboto Mono"/>
         </w:rPr>
@@ -277,7 +270,7 @@
     </w:p>
     <w:p>
       <w:r>
-        <w:pict w14:anchorId="6C948A89">
+        <w:pict w14:anchorId="1B22AA7E">
           <v:rect id="_x0000_i1025" style="width:0;height:1.5pt" o:hralign="center" o:hrstd="t" o:hr="t" fillcolor="#a0a0a0" stroked="f"/>
         </w:pict>
       </w:r>
@@ -326,48 +319,39 @@
       </w:pPr>
       <w:r>
         <w:rPr>
-          <w:b/>
+          <w:rFonts w:ascii="Arial" w:eastAsia="Arial" w:hAnsi="Arial"/>
+          <w:sz w:val="18"/>
+          <w:highlight w:val="lightGray"/>
           <w:shd w:val="clear" w:color="auto" w:fill="B7B7B7"/>
         </w:rPr>
-        <w:t># Source</w:t>
-      </w:r>
-      <w:r>
-        <w:rPr>
+        <w:t xml:space="preserve"># Source: Chatgot </w:t>
+      </w:r>
+      <w:r>
+        <w:rPr>
+          <w:rFonts w:ascii="Arial" w:eastAsia="Arial" w:hAnsi="Arial"/>
+          <w:sz w:val="18"/>
+          <w:szCs w:val="14"/>
+          <w:highlight w:val="lightGray"/>
           <w:shd w:val="clear" w:color="auto" w:fill="B7B7B7"/>
         </w:rPr>
-        <w:t xml:space="preserve">: </w:t>
-      </w:r>
-      <w:r>
-        <w:rPr>
-          <w:b/>
+        <w:t>(GPT</w:t>
+      </w:r>
+      <w:r>
+        <w:rPr>
+          <w:rFonts w:ascii="Arial" w:eastAsia="Arial" w:hAnsi="Arial" w:cs="Cambria Math"/>
+          <w:sz w:val="18"/>
+          <w:szCs w:val="14"/>
+          <w:highlight w:val="lightGray"/>
           <w:shd w:val="clear" w:color="auto" w:fill="B7B7B7"/>
         </w:rPr>
-        <w:t xml:space="preserve">Chatgot </w:t>
-      </w:r>
-      <w:r>
-        <w:rPr>
-          <w:b/>
-          <w:sz w:val="14"/>
+        <w:t>‑</w:t>
+      </w:r>
+      <w:r>
+        <w:rPr>
+          <w:rFonts w:ascii="Arial" w:eastAsia="Arial" w:hAnsi="Arial"/>
+          <w:sz w:val="18"/>
           <w:szCs w:val="14"/>
-          <w:shd w:val="clear" w:color="auto" w:fill="B7B7B7"/>
-        </w:rPr>
-        <w:t>(GPT</w:t>
-      </w:r>
-      <w:r>
-        <w:rPr>
-          <w:rFonts w:ascii="Cambria Math" w:hAnsi="Cambria Math" w:cs="Cambria Math"/>
-          <w:b/>
-          <w:sz w:val="14"/>
-          <w:szCs w:val="14"/>
-          <w:shd w:val="clear" w:color="auto" w:fill="B7B7B7"/>
-        </w:rPr>
-        <w:t>‑</w:t>
-      </w:r>
-      <w:r>
-        <w:rPr>
-          <w:b/>
-          <w:sz w:val="14"/>
-          <w:szCs w:val="14"/>
+          <w:highlight w:val="lightGray"/>
           <w:shd w:val="clear" w:color="auto" w:fill="B7B7B7"/>
         </w:rPr>
         <w:t>5 Mini) at [8/17/2025]</w:t>
@@ -379,7 +363,7 @@
           <w:ilvl w:val="0"/>
           <w:numId w:val="8"/>
         </w:numPr>
-        <w:spacing w:before="240"/>
+        <w:spacing w:before="240" w:after="0" w:line="276" w:lineRule="auto"/>
         <w:rPr>
           <w:rFonts w:ascii="Roboto Mono" w:eastAsia="Roboto Mono" w:hAnsi="Roboto Mono" w:cs="Roboto Mono"/>
         </w:rPr>
@@ -403,7 +387,7 @@
           <w:ilvl w:val="0"/>
           <w:numId w:val="8"/>
         </w:numPr>
-        <w:spacing w:after="240"/>
+        <w:spacing w:after="240" w:line="276" w:lineRule="auto"/>
       </w:pPr>
       <w:r>
         <w:rPr>
@@ -447,7 +431,6 @@
           <w:sz w:val="26"/>
           <w:szCs w:val="26"/>
         </w:rPr>
-        <w:lastRenderedPageBreak/>
         <w:t>2. Market Risks</w:t>
       </w:r>
     </w:p>
@@ -457,48 +440,39 @@
       </w:pPr>
       <w:r>
         <w:rPr>
-          <w:b/>
+          <w:rFonts w:ascii="Arial" w:eastAsia="Arial" w:hAnsi="Arial"/>
+          <w:sz w:val="18"/>
+          <w:highlight w:val="lightGray"/>
           <w:shd w:val="clear" w:color="auto" w:fill="B7B7B7"/>
         </w:rPr>
-        <w:t># Source</w:t>
-      </w:r>
-      <w:r>
-        <w:rPr>
+        <w:t xml:space="preserve"># Source: Chatgot </w:t>
+      </w:r>
+      <w:r>
+        <w:rPr>
+          <w:rFonts w:ascii="Arial" w:eastAsia="Arial" w:hAnsi="Arial"/>
+          <w:sz w:val="18"/>
+          <w:szCs w:val="14"/>
+          <w:highlight w:val="lightGray"/>
           <w:shd w:val="clear" w:color="auto" w:fill="B7B7B7"/>
         </w:rPr>
-        <w:t xml:space="preserve">: </w:t>
-      </w:r>
-      <w:r>
-        <w:rPr>
-          <w:b/>
+        <w:t>(GPT</w:t>
+      </w:r>
+      <w:r>
+        <w:rPr>
+          <w:rFonts w:ascii="Arial" w:eastAsia="Arial" w:hAnsi="Arial" w:cs="Cambria Math"/>
+          <w:sz w:val="18"/>
+          <w:szCs w:val="14"/>
+          <w:highlight w:val="lightGray"/>
           <w:shd w:val="clear" w:color="auto" w:fill="B7B7B7"/>
         </w:rPr>
-        <w:t xml:space="preserve">Chatgot </w:t>
-      </w:r>
-      <w:r>
-        <w:rPr>
-          <w:b/>
-          <w:sz w:val="14"/>
+        <w:t>‑</w:t>
+      </w:r>
+      <w:r>
+        <w:rPr>
+          <w:rFonts w:ascii="Arial" w:eastAsia="Arial" w:hAnsi="Arial"/>
+          <w:sz w:val="18"/>
           <w:szCs w:val="14"/>
-          <w:shd w:val="clear" w:color="auto" w:fill="B7B7B7"/>
-        </w:rPr>
-        <w:t>(GPT</w:t>
-      </w:r>
-      <w:r>
-        <w:rPr>
-          <w:rFonts w:ascii="Cambria Math" w:hAnsi="Cambria Math" w:cs="Cambria Math"/>
-          <w:b/>
-          <w:sz w:val="14"/>
-          <w:szCs w:val="14"/>
-          <w:shd w:val="clear" w:color="auto" w:fill="B7B7B7"/>
-        </w:rPr>
-        <w:t>‑</w:t>
-      </w:r>
-      <w:r>
-        <w:rPr>
-          <w:b/>
-          <w:sz w:val="14"/>
-          <w:szCs w:val="14"/>
+          <w:highlight w:val="lightGray"/>
           <w:shd w:val="clear" w:color="auto" w:fill="B7B7B7"/>
         </w:rPr>
         <w:t>5 Mini) at [8/17/2025]</w:t>
@@ -510,7 +484,7 @@
           <w:ilvl w:val="0"/>
           <w:numId w:val="9"/>
         </w:numPr>
-        <w:spacing w:before="240"/>
+        <w:spacing w:before="240" w:after="0" w:line="276" w:lineRule="auto"/>
         <w:rPr>
           <w:rFonts w:ascii="Roboto Mono" w:eastAsia="Roboto Mono" w:hAnsi="Roboto Mono" w:cs="Roboto Mono"/>
         </w:rPr>
@@ -534,7 +508,7 @@
           <w:ilvl w:val="0"/>
           <w:numId w:val="9"/>
         </w:numPr>
-        <w:spacing w:after="240"/>
+        <w:spacing w:after="240" w:line="276" w:lineRule="auto"/>
         <w:rPr>
           <w:rFonts w:ascii="Roboto Mono" w:eastAsia="Roboto Mono" w:hAnsi="Roboto Mono" w:cs="Roboto Mono"/>
         </w:rPr>
@@ -591,48 +565,39 @@
       </w:pPr>
       <w:r>
         <w:rPr>
-          <w:b/>
+          <w:rFonts w:ascii="Arial" w:eastAsia="Arial" w:hAnsi="Arial"/>
+          <w:sz w:val="18"/>
+          <w:highlight w:val="lightGray"/>
           <w:shd w:val="clear" w:color="auto" w:fill="B7B7B7"/>
         </w:rPr>
-        <w:t># Source</w:t>
-      </w:r>
-      <w:r>
-        <w:rPr>
+        <w:t xml:space="preserve"># Source: Chatgot </w:t>
+      </w:r>
+      <w:r>
+        <w:rPr>
+          <w:rFonts w:ascii="Arial" w:eastAsia="Arial" w:hAnsi="Arial"/>
+          <w:sz w:val="18"/>
+          <w:szCs w:val="14"/>
+          <w:highlight w:val="lightGray"/>
           <w:shd w:val="clear" w:color="auto" w:fill="B7B7B7"/>
         </w:rPr>
-        <w:t xml:space="preserve">: </w:t>
-      </w:r>
-      <w:r>
-        <w:rPr>
-          <w:b/>
+        <w:t>(GPT</w:t>
+      </w:r>
+      <w:r>
+        <w:rPr>
+          <w:rFonts w:ascii="Arial" w:eastAsia="Arial" w:hAnsi="Arial" w:cs="Cambria Math"/>
+          <w:sz w:val="18"/>
+          <w:szCs w:val="14"/>
+          <w:highlight w:val="lightGray"/>
           <w:shd w:val="clear" w:color="auto" w:fill="B7B7B7"/>
         </w:rPr>
-        <w:t xml:space="preserve">Chatgot </w:t>
-      </w:r>
-      <w:r>
-        <w:rPr>
-          <w:b/>
-          <w:sz w:val="14"/>
+        <w:t>‑</w:t>
+      </w:r>
+      <w:r>
+        <w:rPr>
+          <w:rFonts w:ascii="Arial" w:eastAsia="Arial" w:hAnsi="Arial"/>
+          <w:sz w:val="18"/>
           <w:szCs w:val="14"/>
-          <w:shd w:val="clear" w:color="auto" w:fill="B7B7B7"/>
-        </w:rPr>
-        <w:t>(GPT</w:t>
-      </w:r>
-      <w:r>
-        <w:rPr>
-          <w:rFonts w:ascii="Cambria Math" w:hAnsi="Cambria Math" w:cs="Cambria Math"/>
-          <w:b/>
-          <w:sz w:val="14"/>
-          <w:szCs w:val="14"/>
-          <w:shd w:val="clear" w:color="auto" w:fill="B7B7B7"/>
-        </w:rPr>
-        <w:t>‑</w:t>
-      </w:r>
-      <w:r>
-        <w:rPr>
-          <w:b/>
-          <w:sz w:val="14"/>
-          <w:szCs w:val="14"/>
+          <w:highlight w:val="lightGray"/>
           <w:shd w:val="clear" w:color="auto" w:fill="B7B7B7"/>
         </w:rPr>
         <w:t>5 Mini) at [8/17/2025]</w:t>
@@ -644,7 +609,7 @@
           <w:ilvl w:val="0"/>
           <w:numId w:val="5"/>
         </w:numPr>
-        <w:spacing w:before="240"/>
+        <w:spacing w:before="240" w:after="0" w:line="276" w:lineRule="auto"/>
         <w:rPr>
           <w:rFonts w:ascii="Roboto Mono" w:eastAsia="Roboto Mono" w:hAnsi="Roboto Mono" w:cs="Roboto Mono"/>
         </w:rPr>
@@ -668,7 +633,7 @@
           <w:ilvl w:val="0"/>
           <w:numId w:val="5"/>
         </w:numPr>
-        <w:spacing w:after="240"/>
+        <w:spacing w:after="240" w:line="276" w:lineRule="auto"/>
         <w:rPr>
           <w:rFonts w:ascii="Roboto Mono" w:eastAsia="Roboto Mono" w:hAnsi="Roboto Mono" w:cs="Roboto Mono"/>
         </w:rPr>
@@ -725,48 +690,39 @@
       </w:pPr>
       <w:r>
         <w:rPr>
-          <w:b/>
+          <w:rFonts w:ascii="Arial" w:eastAsia="Arial" w:hAnsi="Arial"/>
+          <w:sz w:val="18"/>
+          <w:highlight w:val="lightGray"/>
           <w:shd w:val="clear" w:color="auto" w:fill="B7B7B7"/>
         </w:rPr>
-        <w:t># Source</w:t>
-      </w:r>
-      <w:r>
-        <w:rPr>
+        <w:t xml:space="preserve"># Source: Chatgot </w:t>
+      </w:r>
+      <w:r>
+        <w:rPr>
+          <w:rFonts w:ascii="Arial" w:eastAsia="Arial" w:hAnsi="Arial"/>
+          <w:sz w:val="18"/>
+          <w:szCs w:val="14"/>
+          <w:highlight w:val="lightGray"/>
           <w:shd w:val="clear" w:color="auto" w:fill="B7B7B7"/>
         </w:rPr>
-        <w:t xml:space="preserve">: </w:t>
-      </w:r>
-      <w:r>
-        <w:rPr>
-          <w:b/>
+        <w:t>(GPT</w:t>
+      </w:r>
+      <w:r>
+        <w:rPr>
+          <w:rFonts w:ascii="Arial" w:eastAsia="Arial" w:hAnsi="Arial" w:cs="Cambria Math"/>
+          <w:sz w:val="18"/>
+          <w:szCs w:val="14"/>
+          <w:highlight w:val="lightGray"/>
           <w:shd w:val="clear" w:color="auto" w:fill="B7B7B7"/>
         </w:rPr>
-        <w:t xml:space="preserve">Chatgot </w:t>
-      </w:r>
-      <w:r>
-        <w:rPr>
-          <w:b/>
-          <w:sz w:val="14"/>
+        <w:t>‑</w:t>
+      </w:r>
+      <w:r>
+        <w:rPr>
+          <w:rFonts w:ascii="Arial" w:eastAsia="Arial" w:hAnsi="Arial"/>
+          <w:sz w:val="18"/>
           <w:szCs w:val="14"/>
-          <w:shd w:val="clear" w:color="auto" w:fill="B7B7B7"/>
-        </w:rPr>
-        <w:t>(GPT</w:t>
-      </w:r>
-      <w:r>
-        <w:rPr>
-          <w:rFonts w:ascii="Cambria Math" w:hAnsi="Cambria Math" w:cs="Cambria Math"/>
-          <w:b/>
-          <w:sz w:val="14"/>
-          <w:szCs w:val="14"/>
-          <w:shd w:val="clear" w:color="auto" w:fill="B7B7B7"/>
-        </w:rPr>
-        <w:t>‑</w:t>
-      </w:r>
-      <w:r>
-        <w:rPr>
-          <w:b/>
-          <w:sz w:val="14"/>
-          <w:szCs w:val="14"/>
+          <w:highlight w:val="lightGray"/>
           <w:shd w:val="clear" w:color="auto" w:fill="B7B7B7"/>
         </w:rPr>
         <w:t>5 Mini) at [8/17/2025]</w:t>
@@ -778,7 +734,7 @@
           <w:ilvl w:val="0"/>
           <w:numId w:val="4"/>
         </w:numPr>
-        <w:spacing w:before="240"/>
+        <w:spacing w:before="240" w:after="0" w:line="276" w:lineRule="auto"/>
         <w:rPr>
           <w:rFonts w:ascii="Roboto Mono" w:eastAsia="Roboto Mono" w:hAnsi="Roboto Mono" w:cs="Roboto Mono"/>
         </w:rPr>
@@ -802,7 +758,7 @@
           <w:ilvl w:val="0"/>
           <w:numId w:val="4"/>
         </w:numPr>
-        <w:spacing w:after="240"/>
+        <w:spacing w:after="240" w:line="276" w:lineRule="auto"/>
         <w:rPr>
           <w:rFonts w:ascii="Roboto Mono" w:eastAsia="Roboto Mono" w:hAnsi="Roboto Mono" w:cs="Roboto Mono"/>
         </w:rPr>
@@ -859,48 +815,39 @@
       </w:pPr>
       <w:r>
         <w:rPr>
-          <w:b/>
+          <w:rFonts w:ascii="Arial" w:eastAsia="Arial" w:hAnsi="Arial"/>
+          <w:sz w:val="18"/>
+          <w:highlight w:val="lightGray"/>
           <w:shd w:val="clear" w:color="auto" w:fill="B7B7B7"/>
         </w:rPr>
-        <w:t># Source</w:t>
-      </w:r>
-      <w:r>
-        <w:rPr>
+        <w:t xml:space="preserve"># Source: Chatgot </w:t>
+      </w:r>
+      <w:r>
+        <w:rPr>
+          <w:rFonts w:ascii="Arial" w:eastAsia="Arial" w:hAnsi="Arial"/>
+          <w:sz w:val="18"/>
+          <w:szCs w:val="14"/>
+          <w:highlight w:val="lightGray"/>
           <w:shd w:val="clear" w:color="auto" w:fill="B7B7B7"/>
         </w:rPr>
-        <w:t xml:space="preserve">: </w:t>
-      </w:r>
-      <w:r>
-        <w:rPr>
-          <w:b/>
+        <w:t>(GPT</w:t>
+      </w:r>
+      <w:r>
+        <w:rPr>
+          <w:rFonts w:ascii="Arial" w:eastAsia="Arial" w:hAnsi="Arial" w:cs="Cambria Math"/>
+          <w:sz w:val="18"/>
+          <w:szCs w:val="14"/>
+          <w:highlight w:val="lightGray"/>
           <w:shd w:val="clear" w:color="auto" w:fill="B7B7B7"/>
         </w:rPr>
-        <w:t xml:space="preserve">Chatgot </w:t>
-      </w:r>
-      <w:r>
-        <w:rPr>
-          <w:b/>
-          <w:sz w:val="14"/>
+        <w:t>‑</w:t>
+      </w:r>
+      <w:r>
+        <w:rPr>
+          <w:rFonts w:ascii="Arial" w:eastAsia="Arial" w:hAnsi="Arial"/>
+          <w:sz w:val="18"/>
           <w:szCs w:val="14"/>
-          <w:shd w:val="clear" w:color="auto" w:fill="B7B7B7"/>
-        </w:rPr>
-        <w:t>(GPT</w:t>
-      </w:r>
-      <w:r>
-        <w:rPr>
-          <w:rFonts w:ascii="Cambria Math" w:hAnsi="Cambria Math" w:cs="Cambria Math"/>
-          <w:b/>
-          <w:sz w:val="14"/>
-          <w:szCs w:val="14"/>
-          <w:shd w:val="clear" w:color="auto" w:fill="B7B7B7"/>
-        </w:rPr>
-        <w:t>‑</w:t>
-      </w:r>
-      <w:r>
-        <w:rPr>
-          <w:b/>
-          <w:sz w:val="14"/>
-          <w:szCs w:val="14"/>
+          <w:highlight w:val="lightGray"/>
           <w:shd w:val="clear" w:color="auto" w:fill="B7B7B7"/>
         </w:rPr>
         <w:t>5 Mini) at [8/17/2025]</w:t>
@@ -912,7 +859,7 @@
           <w:ilvl w:val="0"/>
           <w:numId w:val="11"/>
         </w:numPr>
-        <w:spacing w:before="240"/>
+        <w:spacing w:before="240" w:after="0" w:line="276" w:lineRule="auto"/>
         <w:rPr>
           <w:rFonts w:ascii="Roboto Mono" w:eastAsia="Roboto Mono" w:hAnsi="Roboto Mono" w:cs="Roboto Mono"/>
         </w:rPr>
@@ -936,7 +883,7 @@
           <w:ilvl w:val="0"/>
           <w:numId w:val="11"/>
         </w:numPr>
-        <w:spacing w:after="240"/>
+        <w:spacing w:after="240" w:line="276" w:lineRule="auto"/>
       </w:pPr>
       <w:r>
         <w:rPr>
@@ -989,48 +936,39 @@
       </w:pPr>
       <w:r>
         <w:rPr>
-          <w:b/>
+          <w:rFonts w:ascii="Arial" w:eastAsia="Arial" w:hAnsi="Arial"/>
+          <w:sz w:val="18"/>
+          <w:highlight w:val="lightGray"/>
           <w:shd w:val="clear" w:color="auto" w:fill="B7B7B7"/>
         </w:rPr>
-        <w:t># Source</w:t>
-      </w:r>
-      <w:r>
-        <w:rPr>
+        <w:t xml:space="preserve"># Source: Chatgot </w:t>
+      </w:r>
+      <w:r>
+        <w:rPr>
+          <w:rFonts w:ascii="Arial" w:eastAsia="Arial" w:hAnsi="Arial"/>
+          <w:sz w:val="18"/>
+          <w:szCs w:val="14"/>
+          <w:highlight w:val="lightGray"/>
           <w:shd w:val="clear" w:color="auto" w:fill="B7B7B7"/>
         </w:rPr>
-        <w:t xml:space="preserve">: </w:t>
-      </w:r>
-      <w:r>
-        <w:rPr>
-          <w:b/>
+        <w:t>(GPT</w:t>
+      </w:r>
+      <w:r>
+        <w:rPr>
+          <w:rFonts w:ascii="Arial" w:eastAsia="Arial" w:hAnsi="Arial" w:cs="Cambria Math"/>
+          <w:sz w:val="18"/>
+          <w:szCs w:val="14"/>
+          <w:highlight w:val="lightGray"/>
           <w:shd w:val="clear" w:color="auto" w:fill="B7B7B7"/>
         </w:rPr>
-        <w:t xml:space="preserve">Chatgot </w:t>
-      </w:r>
-      <w:r>
-        <w:rPr>
-          <w:b/>
-          <w:sz w:val="14"/>
+        <w:t>‑</w:t>
+      </w:r>
+      <w:r>
+        <w:rPr>
+          <w:rFonts w:ascii="Arial" w:eastAsia="Arial" w:hAnsi="Arial"/>
+          <w:sz w:val="18"/>
           <w:szCs w:val="14"/>
-          <w:shd w:val="clear" w:color="auto" w:fill="B7B7B7"/>
-        </w:rPr>
-        <w:t>(GPT</w:t>
-      </w:r>
-      <w:r>
-        <w:rPr>
-          <w:rFonts w:ascii="Cambria Math" w:hAnsi="Cambria Math" w:cs="Cambria Math"/>
-          <w:b/>
-          <w:sz w:val="14"/>
-          <w:szCs w:val="14"/>
-          <w:shd w:val="clear" w:color="auto" w:fill="B7B7B7"/>
-        </w:rPr>
-        <w:t>‑</w:t>
-      </w:r>
-      <w:r>
-        <w:rPr>
-          <w:b/>
-          <w:sz w:val="14"/>
-          <w:szCs w:val="14"/>
+          <w:highlight w:val="lightGray"/>
           <w:shd w:val="clear" w:color="auto" w:fill="B7B7B7"/>
         </w:rPr>
         <w:t>5 Mini) at [8/17/2025]</w:t>
@@ -1042,16 +980,15 @@
           <w:ilvl w:val="0"/>
           <w:numId w:val="10"/>
         </w:numPr>
-        <w:spacing w:before="240"/>
-        <w:rPr>
-          <w:rFonts w:ascii="Roboto Mono" w:eastAsia="Roboto Mono" w:hAnsi="Roboto Mono" w:cs="Roboto Mono"/>
-        </w:rPr>
-      </w:pPr>
-      <w:r>
-        <w:rPr>
-          <w:rFonts w:ascii="Roboto Mono" w:eastAsia="Roboto Mono" w:hAnsi="Roboto Mono" w:cs="Roboto Mono"/>
-        </w:rPr>
-        <w:lastRenderedPageBreak/>
+        <w:spacing w:before="240" w:after="0" w:line="276" w:lineRule="auto"/>
+        <w:rPr>
+          <w:rFonts w:ascii="Roboto Mono" w:eastAsia="Roboto Mono" w:hAnsi="Roboto Mono" w:cs="Roboto Mono"/>
+        </w:rPr>
+      </w:pPr>
+      <w:r>
+        <w:rPr>
+          <w:rFonts w:ascii="Roboto Mono" w:eastAsia="Roboto Mono" w:hAnsi="Roboto Mono" w:cs="Roboto Mono"/>
+        </w:rPr>
         <w:t>Political instability or social changes affecting operations.</w:t>
       </w:r>
       <w:r>
@@ -1067,7 +1004,7 @@
           <w:ilvl w:val="0"/>
           <w:numId w:val="10"/>
         </w:numPr>
-        <w:spacing w:after="240"/>
+        <w:spacing w:after="240" w:line="276" w:lineRule="auto"/>
         <w:rPr>
           <w:rFonts w:ascii="Roboto Mono" w:eastAsia="Roboto Mono" w:hAnsi="Roboto Mono" w:cs="Roboto Mono"/>
         </w:rPr>
@@ -1095,7 +1032,7 @@
     </w:p>
     <w:p>
       <w:r>
-        <w:pict w14:anchorId="19938E8D">
+        <w:pict w14:anchorId="1BF35C7D">
           <v:rect id="_x0000_i1026" style="width:0;height:1.5pt" o:hralign="center" o:hrstd="t" o:hr="t" fillcolor="#a0a0a0" stroked="f"/>
         </w:pict>
       </w:r>
@@ -1119,48 +1056,39 @@
       </w:pPr>
       <w:r>
         <w:rPr>
-          <w:b/>
+          <w:rFonts w:ascii="Arial" w:eastAsia="Arial" w:hAnsi="Arial"/>
+          <w:sz w:val="18"/>
+          <w:highlight w:val="lightGray"/>
           <w:shd w:val="clear" w:color="auto" w:fill="B7B7B7"/>
         </w:rPr>
-        <w:t># Source</w:t>
-      </w:r>
-      <w:r>
-        <w:rPr>
+        <w:t xml:space="preserve"># Source: Chatgot </w:t>
+      </w:r>
+      <w:r>
+        <w:rPr>
+          <w:rFonts w:ascii="Arial" w:eastAsia="Arial" w:hAnsi="Arial"/>
+          <w:sz w:val="18"/>
+          <w:szCs w:val="14"/>
+          <w:highlight w:val="lightGray"/>
           <w:shd w:val="clear" w:color="auto" w:fill="B7B7B7"/>
         </w:rPr>
-        <w:t xml:space="preserve">: </w:t>
-      </w:r>
-      <w:r>
-        <w:rPr>
-          <w:b/>
+        <w:t>(GPT</w:t>
+      </w:r>
+      <w:r>
+        <w:rPr>
+          <w:rFonts w:ascii="Arial" w:eastAsia="Arial" w:hAnsi="Arial" w:cs="Cambria Math"/>
+          <w:sz w:val="18"/>
+          <w:szCs w:val="14"/>
+          <w:highlight w:val="lightGray"/>
           <w:shd w:val="clear" w:color="auto" w:fill="B7B7B7"/>
         </w:rPr>
-        <w:t xml:space="preserve">Chatgot </w:t>
-      </w:r>
-      <w:r>
-        <w:rPr>
-          <w:b/>
-          <w:sz w:val="14"/>
+        <w:t>‑</w:t>
+      </w:r>
+      <w:r>
+        <w:rPr>
+          <w:rFonts w:ascii="Arial" w:eastAsia="Arial" w:hAnsi="Arial"/>
+          <w:sz w:val="18"/>
           <w:szCs w:val="14"/>
-          <w:shd w:val="clear" w:color="auto" w:fill="B7B7B7"/>
-        </w:rPr>
-        <w:t>(GPT</w:t>
-      </w:r>
-      <w:r>
-        <w:rPr>
-          <w:rFonts w:ascii="Cambria Math" w:hAnsi="Cambria Math" w:cs="Cambria Math"/>
-          <w:b/>
-          <w:sz w:val="14"/>
-          <w:szCs w:val="14"/>
-          <w:shd w:val="clear" w:color="auto" w:fill="B7B7B7"/>
-        </w:rPr>
-        <w:t>‑</w:t>
-      </w:r>
-      <w:r>
-        <w:rPr>
-          <w:b/>
-          <w:sz w:val="14"/>
-          <w:szCs w:val="14"/>
+          <w:highlight w:val="lightGray"/>
           <w:shd w:val="clear" w:color="auto" w:fill="B7B7B7"/>
         </w:rPr>
         <w:t>5 Mini) at [8/17/2025]</w:t>
@@ -1172,7 +1100,7 @@
           <w:ilvl w:val="0"/>
           <w:numId w:val="6"/>
         </w:numPr>
-        <w:spacing w:before="240"/>
+        <w:spacing w:before="240" w:after="0" w:line="276" w:lineRule="auto"/>
       </w:pPr>
       <w:r>
         <w:rPr>
@@ -1200,6 +1128,7 @@
           <w:ilvl w:val="0"/>
           <w:numId w:val="6"/>
         </w:numPr>
+        <w:spacing w:after="0" w:line="276" w:lineRule="auto"/>
       </w:pPr>
       <w:r>
         <w:rPr>
@@ -1227,7 +1156,7 @@
           <w:ilvl w:val="0"/>
           <w:numId w:val="6"/>
         </w:numPr>
-        <w:spacing w:after="240"/>
+        <w:spacing w:after="240" w:line="276" w:lineRule="auto"/>
       </w:pPr>
       <w:r>
         <w:rPr>
@@ -1251,7 +1180,7 @@
     </w:p>
     <w:p>
       <w:r>
-        <w:pict w14:anchorId="4CD07689">
+        <w:pict w14:anchorId="622FDEE5">
           <v:rect id="_x0000_i1027" style="width:0;height:1.5pt" o:hralign="center" o:hrstd="t" o:hr="t" fillcolor="#a0a0a0" stroked="f"/>
         </w:pict>
       </w:r>
@@ -1275,48 +1204,39 @@
       </w:pPr>
       <w:r>
         <w:rPr>
-          <w:b/>
+          <w:rFonts w:ascii="Arial" w:eastAsia="Arial" w:hAnsi="Arial"/>
+          <w:sz w:val="18"/>
+          <w:highlight w:val="lightGray"/>
           <w:shd w:val="clear" w:color="auto" w:fill="B7B7B7"/>
         </w:rPr>
-        <w:t># Source</w:t>
-      </w:r>
-      <w:r>
-        <w:rPr>
+        <w:t xml:space="preserve"># Source: Chatgot </w:t>
+      </w:r>
+      <w:r>
+        <w:rPr>
+          <w:rFonts w:ascii="Arial" w:eastAsia="Arial" w:hAnsi="Arial"/>
+          <w:sz w:val="18"/>
+          <w:szCs w:val="14"/>
+          <w:highlight w:val="lightGray"/>
           <w:shd w:val="clear" w:color="auto" w:fill="B7B7B7"/>
         </w:rPr>
-        <w:t xml:space="preserve">: </w:t>
-      </w:r>
-      <w:r>
-        <w:rPr>
-          <w:b/>
+        <w:t>(GPT</w:t>
+      </w:r>
+      <w:r>
+        <w:rPr>
+          <w:rFonts w:ascii="Arial" w:eastAsia="Arial" w:hAnsi="Arial" w:cs="Cambria Math"/>
+          <w:sz w:val="18"/>
+          <w:szCs w:val="14"/>
+          <w:highlight w:val="lightGray"/>
           <w:shd w:val="clear" w:color="auto" w:fill="B7B7B7"/>
         </w:rPr>
-        <w:t xml:space="preserve">Chatgot </w:t>
-      </w:r>
-      <w:r>
-        <w:rPr>
-          <w:b/>
-          <w:sz w:val="14"/>
+        <w:t>‑</w:t>
+      </w:r>
+      <w:r>
+        <w:rPr>
+          <w:rFonts w:ascii="Arial" w:eastAsia="Arial" w:hAnsi="Arial"/>
+          <w:sz w:val="18"/>
           <w:szCs w:val="14"/>
-          <w:shd w:val="clear" w:color="auto" w:fill="B7B7B7"/>
-        </w:rPr>
-        <w:t>(GPT</w:t>
-      </w:r>
-      <w:r>
-        <w:rPr>
-          <w:rFonts w:ascii="Cambria Math" w:hAnsi="Cambria Math" w:cs="Cambria Math"/>
-          <w:b/>
-          <w:sz w:val="14"/>
-          <w:szCs w:val="14"/>
-          <w:shd w:val="clear" w:color="auto" w:fill="B7B7B7"/>
-        </w:rPr>
-        <w:t>‑</w:t>
-      </w:r>
-      <w:r>
-        <w:rPr>
-          <w:b/>
-          <w:sz w:val="14"/>
-          <w:szCs w:val="14"/>
+          <w:highlight w:val="lightGray"/>
           <w:shd w:val="clear" w:color="auto" w:fill="B7B7B7"/>
         </w:rPr>
         <w:t>5 Mini) at [8/17/2025]</w:t>
@@ -1328,7 +1248,7 @@
           <w:ilvl w:val="0"/>
           <w:numId w:val="2"/>
         </w:numPr>
-        <w:spacing w:before="240"/>
+        <w:spacing w:before="240" w:after="0" w:line="276" w:lineRule="auto"/>
       </w:pPr>
       <w:r>
         <w:rPr>
@@ -1356,6 +1276,7 @@
           <w:ilvl w:val="0"/>
           <w:numId w:val="2"/>
         </w:numPr>
+        <w:spacing w:after="0" w:line="276" w:lineRule="auto"/>
       </w:pPr>
       <w:r>
         <w:rPr>
@@ -1383,6 +1304,7 @@
           <w:ilvl w:val="0"/>
           <w:numId w:val="2"/>
         </w:numPr>
+        <w:spacing w:after="0" w:line="276" w:lineRule="auto"/>
       </w:pPr>
       <w:r>
         <w:rPr>
@@ -1410,6 +1332,7 @@
           <w:ilvl w:val="0"/>
           <w:numId w:val="2"/>
         </w:numPr>
+        <w:spacing w:after="0" w:line="276" w:lineRule="auto"/>
       </w:pPr>
       <w:r>
         <w:rPr>
@@ -1437,14 +1360,13 @@
           <w:ilvl w:val="0"/>
           <w:numId w:val="2"/>
         </w:numPr>
-        <w:spacing w:after="240"/>
+        <w:spacing w:after="240" w:line="276" w:lineRule="auto"/>
       </w:pPr>
       <w:r>
         <w:rPr>
           <w:rFonts w:ascii="Roboto Mono" w:eastAsia="Roboto Mono" w:hAnsi="Roboto Mono" w:cs="Roboto Mono"/>
           <w:b/>
         </w:rPr>
-        <w:lastRenderedPageBreak/>
         <w:t>External Risks:</w:t>
       </w:r>
       <w:r>
@@ -1480,7 +1402,7 @@
           <w:ilvl w:val="0"/>
           <w:numId w:val="1"/>
         </w:numPr>
-        <w:spacing w:before="240"/>
+        <w:spacing w:before="240" w:after="0" w:line="276" w:lineRule="auto"/>
         <w:rPr>
           <w:rFonts w:ascii="Roboto Mono" w:eastAsia="Roboto Mono" w:hAnsi="Roboto Mono" w:cs="Roboto Mono"/>
         </w:rPr>
@@ -1512,6 +1434,7 @@
           <w:ilvl w:val="0"/>
           <w:numId w:val="1"/>
         </w:numPr>
+        <w:spacing w:after="0" w:line="276" w:lineRule="auto"/>
         <w:rPr>
           <w:rFonts w:ascii="Roboto Mono" w:eastAsia="Roboto Mono" w:hAnsi="Roboto Mono" w:cs="Roboto Mono"/>
         </w:rPr>
@@ -1543,6 +1466,7 @@
           <w:ilvl w:val="0"/>
           <w:numId w:val="1"/>
         </w:numPr>
+        <w:spacing w:after="0" w:line="276" w:lineRule="auto"/>
         <w:rPr>
           <w:rFonts w:ascii="Roboto Mono" w:eastAsia="Roboto Mono" w:hAnsi="Roboto Mono" w:cs="Roboto Mono"/>
         </w:rPr>
@@ -1574,6 +1498,7 @@
           <w:ilvl w:val="0"/>
           <w:numId w:val="1"/>
         </w:numPr>
+        <w:spacing w:after="0" w:line="276" w:lineRule="auto"/>
         <w:rPr>
           <w:rFonts w:ascii="Roboto Mono" w:eastAsia="Roboto Mono" w:hAnsi="Roboto Mono" w:cs="Roboto Mono"/>
         </w:rPr>
@@ -1605,7 +1530,7 @@
           <w:ilvl w:val="0"/>
           <w:numId w:val="1"/>
         </w:numPr>
-        <w:spacing w:after="240"/>
+        <w:spacing w:after="240" w:line="276" w:lineRule="auto"/>
         <w:rPr>
           <w:rFonts w:ascii="Roboto Mono" w:eastAsia="Roboto Mono" w:hAnsi="Roboto Mono" w:cs="Roboto Mono"/>
         </w:rPr>
@@ -1633,7 +1558,7 @@
     </w:p>
     <w:p>
       <w:r>
-        <w:pict w14:anchorId="74605243">
+        <w:pict w14:anchorId="6186D137">
           <v:rect id="_x0000_i1028" style="width:0;height:1.5pt" o:hralign="center" o:hrstd="t" o:hr="t" fillcolor="#a0a0a0" stroked="f"/>
         </w:pict>
       </w:r>
@@ -1657,48 +1582,39 @@
       </w:pPr>
       <w:r>
         <w:rPr>
-          <w:b/>
+          <w:rFonts w:ascii="Arial" w:eastAsia="Arial" w:hAnsi="Arial"/>
+          <w:sz w:val="18"/>
+          <w:highlight w:val="lightGray"/>
           <w:shd w:val="clear" w:color="auto" w:fill="B7B7B7"/>
         </w:rPr>
-        <w:t># Source</w:t>
-      </w:r>
-      <w:r>
-        <w:rPr>
+        <w:t xml:space="preserve"># Source: Chatgot </w:t>
+      </w:r>
+      <w:r>
+        <w:rPr>
+          <w:rFonts w:ascii="Arial" w:eastAsia="Arial" w:hAnsi="Arial"/>
+          <w:sz w:val="18"/>
+          <w:szCs w:val="14"/>
+          <w:highlight w:val="lightGray"/>
           <w:shd w:val="clear" w:color="auto" w:fill="B7B7B7"/>
         </w:rPr>
-        <w:t xml:space="preserve">: </w:t>
-      </w:r>
-      <w:r>
-        <w:rPr>
-          <w:b/>
+        <w:t>(GPT</w:t>
+      </w:r>
+      <w:r>
+        <w:rPr>
+          <w:rFonts w:ascii="Arial" w:eastAsia="Arial" w:hAnsi="Arial" w:cs="Cambria Math"/>
+          <w:sz w:val="18"/>
+          <w:szCs w:val="14"/>
+          <w:highlight w:val="lightGray"/>
           <w:shd w:val="clear" w:color="auto" w:fill="B7B7B7"/>
         </w:rPr>
-        <w:t xml:space="preserve">Chatgot </w:t>
-      </w:r>
-      <w:r>
-        <w:rPr>
-          <w:b/>
-          <w:sz w:val="14"/>
+        <w:t>‑</w:t>
+      </w:r>
+      <w:r>
+        <w:rPr>
+          <w:rFonts w:ascii="Arial" w:eastAsia="Arial" w:hAnsi="Arial"/>
+          <w:sz w:val="18"/>
           <w:szCs w:val="14"/>
-          <w:shd w:val="clear" w:color="auto" w:fill="B7B7B7"/>
-        </w:rPr>
-        <w:t>(GPT</w:t>
-      </w:r>
-      <w:r>
-        <w:rPr>
-          <w:rFonts w:ascii="Cambria Math" w:hAnsi="Cambria Math" w:cs="Cambria Math"/>
-          <w:b/>
-          <w:sz w:val="14"/>
-          <w:szCs w:val="14"/>
-          <w:shd w:val="clear" w:color="auto" w:fill="B7B7B7"/>
-        </w:rPr>
-        <w:t>‑</w:t>
-      </w:r>
-      <w:r>
-        <w:rPr>
-          <w:b/>
-          <w:sz w:val="14"/>
-          <w:szCs w:val="14"/>
+          <w:highlight w:val="lightGray"/>
           <w:shd w:val="clear" w:color="auto" w:fill="B7B7B7"/>
         </w:rPr>
         <w:t>5 Mini) at [8/17/2025]</w:t>
@@ -1710,7 +1626,7 @@
           <w:ilvl w:val="0"/>
           <w:numId w:val="7"/>
         </w:numPr>
-        <w:spacing w:before="240"/>
+        <w:spacing w:before="240" w:after="0" w:line="276" w:lineRule="auto"/>
       </w:pPr>
       <w:r>
         <w:rPr>
@@ -1751,6 +1667,7 @@
           <w:ilvl w:val="0"/>
           <w:numId w:val="7"/>
         </w:numPr>
+        <w:spacing w:after="0" w:line="276" w:lineRule="auto"/>
       </w:pPr>
       <w:r>
         <w:rPr>
@@ -1797,7 +1714,7 @@
           <w:ilvl w:val="0"/>
           <w:numId w:val="7"/>
         </w:numPr>
-        <w:spacing w:after="240"/>
+        <w:spacing w:after="240" w:line="276" w:lineRule="auto"/>
         <w:rPr>
           <w:rFonts w:ascii="Roboto Mono" w:eastAsia="Roboto Mono" w:hAnsi="Roboto Mono" w:cs="Roboto Mono"/>
         </w:rPr>
@@ -1817,18 +1734,19 @@
     </w:p>
     <w:p>
       <w:r>
-        <w:pict w14:anchorId="2E40D525">
+        <w:pict w14:anchorId="0C152139">
           <v:rect id="_x0000_i1029" style="width:0;height:1.5pt" o:hralign="center" o:hrstd="t" o:hr="t" fillcolor="#a0a0a0" stroked="f"/>
         </w:pict>
       </w:r>
     </w:p>
+    <w:p/>
     <w:p/>
     <w:p/>
     <w:sectPr>
       <w:pgSz w:w="12240" w:h="15840"/>
       <w:pgMar w:top="1440" w:right="1440" w:bottom="1440" w:left="1440" w:header="720" w:footer="720" w:gutter="0"/>
-      <w:pgNumType w:start="1"/>
       <w:cols w:space="720"/>
+      <w:docGrid w:linePitch="360"/>
     </w:sectPr>
   </w:body>
 </w:document>
@@ -3515,18 +3433,6 @@
   <w:style w:type="paragraph" w:default="1" w:styleId="Normal">
     <w:name w:val="Normal"/>
     <w:qFormat/>
-    <w:rsid w:val="00703CD9"/>
-    <w:pPr>
-      <w:spacing w:after="0" w:line="276" w:lineRule="auto"/>
-    </w:pPr>
-    <w:rPr>
-      <w:rFonts w:ascii="Arial" w:eastAsia="Arial" w:hAnsi="Arial" w:cs="Arial"/>
-      <w:kern w:val="0"/>
-      <w:sz w:val="22"/>
-      <w:szCs w:val="22"/>
-      <w:lang w:val="en"/>
-      <w14:ligatures w14:val="none"/>
-    </w:rPr>
   </w:style>
   <w:style w:type="paragraph" w:styleId="Heading1">
     <w:name w:val="heading 1"/>
@@ -3535,7 +3441,7 @@
     <w:link w:val="Heading1Char"/>
     <w:uiPriority w:val="9"/>
     <w:qFormat/>
-    <w:rsid w:val="008A259F"/>
+    <w:rsid w:val="00FB7A98"/>
     <w:pPr>
       <w:keepNext/>
       <w:keepLines/>
@@ -3557,7 +3463,7 @@
     <w:uiPriority w:val="9"/>
     <w:unhideWhenUsed/>
     <w:qFormat/>
-    <w:rsid w:val="008A259F"/>
+    <w:rsid w:val="00FB7A98"/>
     <w:pPr>
       <w:keepNext/>
       <w:keepLines/>
@@ -3579,7 +3485,7 @@
     <w:uiPriority w:val="9"/>
     <w:unhideWhenUsed/>
     <w:qFormat/>
-    <w:rsid w:val="008A259F"/>
+    <w:rsid w:val="00FB7A98"/>
     <w:pPr>
       <w:keepNext/>
       <w:keepLines/>
@@ -3602,7 +3508,7 @@
     <w:semiHidden/>
     <w:unhideWhenUsed/>
     <w:qFormat/>
-    <w:rsid w:val="008A259F"/>
+    <w:rsid w:val="00FB7A98"/>
     <w:pPr>
       <w:keepNext/>
       <w:keepLines/>
@@ -3625,7 +3531,7 @@
     <w:semiHidden/>
     <w:unhideWhenUsed/>
     <w:qFormat/>
-    <w:rsid w:val="008A259F"/>
+    <w:rsid w:val="00FB7A98"/>
     <w:pPr>
       <w:keepNext/>
       <w:keepLines/>
@@ -3646,11 +3552,11 @@
     <w:semiHidden/>
     <w:unhideWhenUsed/>
     <w:qFormat/>
-    <w:rsid w:val="008A259F"/>
+    <w:rsid w:val="00FB7A98"/>
     <w:pPr>
       <w:keepNext/>
       <w:keepLines/>
-      <w:spacing w:before="40"/>
+      <w:spacing w:before="40" w:after="0"/>
       <w:outlineLvl w:val="5"/>
     </w:pPr>
     <w:rPr>
@@ -3669,11 +3575,11 @@
     <w:semiHidden/>
     <w:unhideWhenUsed/>
     <w:qFormat/>
-    <w:rsid w:val="008A259F"/>
+    <w:rsid w:val="00FB7A98"/>
     <w:pPr>
       <w:keepNext/>
       <w:keepLines/>
-      <w:spacing w:before="40"/>
+      <w:spacing w:before="40" w:after="0"/>
       <w:outlineLvl w:val="6"/>
     </w:pPr>
     <w:rPr>
@@ -3690,10 +3596,11 @@
     <w:semiHidden/>
     <w:unhideWhenUsed/>
     <w:qFormat/>
-    <w:rsid w:val="008A259F"/>
+    <w:rsid w:val="00FB7A98"/>
     <w:pPr>
       <w:keepNext/>
       <w:keepLines/>
+      <w:spacing w:after="0"/>
       <w:outlineLvl w:val="7"/>
     </w:pPr>
     <w:rPr>
@@ -3712,10 +3619,11 @@
     <w:semiHidden/>
     <w:unhideWhenUsed/>
     <w:qFormat/>
-    <w:rsid w:val="008A259F"/>
+    <w:rsid w:val="00FB7A98"/>
     <w:pPr>
       <w:keepNext/>
       <w:keepLines/>
+      <w:spacing w:after="0"/>
       <w:outlineLvl w:val="8"/>
     </w:pPr>
     <w:rPr>
@@ -3755,7 +3663,7 @@
     <w:basedOn w:val="DefaultParagraphFont"/>
     <w:link w:val="Heading1"/>
     <w:uiPriority w:val="9"/>
-    <w:rsid w:val="008A259F"/>
+    <w:rsid w:val="00FB7A98"/>
     <w:rPr>
       <w:rFonts w:asciiTheme="majorHAnsi" w:eastAsiaTheme="majorEastAsia" w:hAnsiTheme="majorHAnsi" w:cstheme="majorBidi"/>
       <w:color w:val="2F5496" w:themeColor="accent1" w:themeShade="BF"/>
@@ -3768,7 +3676,7 @@
     <w:basedOn w:val="DefaultParagraphFont"/>
     <w:link w:val="Heading2"/>
     <w:uiPriority w:val="9"/>
-    <w:rsid w:val="008A259F"/>
+    <w:rsid w:val="00FB7A98"/>
     <w:rPr>
       <w:rFonts w:asciiTheme="majorHAnsi" w:eastAsiaTheme="majorEastAsia" w:hAnsiTheme="majorHAnsi" w:cstheme="majorBidi"/>
       <w:color w:val="2F5496" w:themeColor="accent1" w:themeShade="BF"/>
@@ -3781,7 +3689,7 @@
     <w:basedOn w:val="DefaultParagraphFont"/>
     <w:link w:val="Heading3"/>
     <w:uiPriority w:val="9"/>
-    <w:rsid w:val="008A259F"/>
+    <w:rsid w:val="00FB7A98"/>
     <w:rPr>
       <w:rFonts w:eastAsiaTheme="majorEastAsia" w:cstheme="majorBidi"/>
       <w:color w:val="2F5496" w:themeColor="accent1" w:themeShade="BF"/>
@@ -3795,7 +3703,7 @@
     <w:link w:val="Heading4"/>
     <w:uiPriority w:val="9"/>
     <w:semiHidden/>
-    <w:rsid w:val="008A259F"/>
+    <w:rsid w:val="00FB7A98"/>
     <w:rPr>
       <w:rFonts w:eastAsiaTheme="majorEastAsia" w:cstheme="majorBidi"/>
       <w:i/>
@@ -3809,7 +3717,7 @@
     <w:link w:val="Heading5"/>
     <w:uiPriority w:val="9"/>
     <w:semiHidden/>
-    <w:rsid w:val="008A259F"/>
+    <w:rsid w:val="00FB7A98"/>
     <w:rPr>
       <w:rFonts w:eastAsiaTheme="majorEastAsia" w:cstheme="majorBidi"/>
       <w:color w:val="2F5496" w:themeColor="accent1" w:themeShade="BF"/>
@@ -3821,7 +3729,7 @@
     <w:link w:val="Heading6"/>
     <w:uiPriority w:val="9"/>
     <w:semiHidden/>
-    <w:rsid w:val="008A259F"/>
+    <w:rsid w:val="00FB7A98"/>
     <w:rPr>
       <w:rFonts w:eastAsiaTheme="majorEastAsia" w:cstheme="majorBidi"/>
       <w:i/>
@@ -3835,7 +3743,7 @@
     <w:link w:val="Heading7"/>
     <w:uiPriority w:val="9"/>
     <w:semiHidden/>
-    <w:rsid w:val="008A259F"/>
+    <w:rsid w:val="00FB7A98"/>
     <w:rPr>
       <w:rFonts w:eastAsiaTheme="majorEastAsia" w:cstheme="majorBidi"/>
       <w:color w:val="595959" w:themeColor="text1" w:themeTint="A6"/>
@@ -3847,7 +3755,7 @@
     <w:link w:val="Heading8"/>
     <w:uiPriority w:val="9"/>
     <w:semiHidden/>
-    <w:rsid w:val="008A259F"/>
+    <w:rsid w:val="00FB7A98"/>
     <w:rPr>
       <w:rFonts w:eastAsiaTheme="majorEastAsia" w:cstheme="majorBidi"/>
       <w:i/>
@@ -3861,7 +3769,7 @@
     <w:link w:val="Heading9"/>
     <w:uiPriority w:val="9"/>
     <w:semiHidden/>
-    <w:rsid w:val="008A259F"/>
+    <w:rsid w:val="00FB7A98"/>
     <w:rPr>
       <w:rFonts w:eastAsiaTheme="majorEastAsia" w:cstheme="majorBidi"/>
       <w:color w:val="272727" w:themeColor="text1" w:themeTint="D8"/>
@@ -3874,7 +3782,7 @@
     <w:link w:val="TitleChar"/>
     <w:uiPriority w:val="10"/>
     <w:qFormat/>
-    <w:rsid w:val="008A259F"/>
+    <w:rsid w:val="00FB7A98"/>
     <w:pPr>
       <w:spacing w:after="80" w:line="240" w:lineRule="auto"/>
       <w:contextualSpacing/>
@@ -3892,7 +3800,7 @@
     <w:basedOn w:val="DefaultParagraphFont"/>
     <w:link w:val="Title"/>
     <w:uiPriority w:val="10"/>
-    <w:rsid w:val="008A259F"/>
+    <w:rsid w:val="00FB7A98"/>
     <w:rPr>
       <w:rFonts w:asciiTheme="majorHAnsi" w:eastAsiaTheme="majorEastAsia" w:hAnsiTheme="majorHAnsi" w:cstheme="majorBidi"/>
       <w:spacing w:val="-10"/>
@@ -3908,7 +3816,7 @@
     <w:link w:val="SubtitleChar"/>
     <w:uiPriority w:val="11"/>
     <w:qFormat/>
-    <w:rsid w:val="008A259F"/>
+    <w:rsid w:val="00FB7A98"/>
     <w:pPr>
       <w:numPr>
         <w:ilvl w:val="1"/>
@@ -3927,7 +3835,7 @@
     <w:basedOn w:val="DefaultParagraphFont"/>
     <w:link w:val="Subtitle"/>
     <w:uiPriority w:val="11"/>
-    <w:rsid w:val="008A259F"/>
+    <w:rsid w:val="00FB7A98"/>
     <w:rPr>
       <w:rFonts w:eastAsiaTheme="majorEastAsia" w:cstheme="majorBidi"/>
       <w:color w:val="595959" w:themeColor="text1" w:themeTint="A6"/>
@@ -3943,7 +3851,7 @@
     <w:link w:val="QuoteChar"/>
     <w:uiPriority w:val="29"/>
     <w:qFormat/>
-    <w:rsid w:val="008A259F"/>
+    <w:rsid w:val="00FB7A98"/>
     <w:pPr>
       <w:spacing w:before="160"/>
       <w:jc w:val="center"/>
@@ -3959,7 +3867,7 @@
     <w:basedOn w:val="DefaultParagraphFont"/>
     <w:link w:val="Quote"/>
     <w:uiPriority w:val="29"/>
-    <w:rsid w:val="008A259F"/>
+    <w:rsid w:val="00FB7A98"/>
     <w:rPr>
       <w:i/>
       <w:iCs/>
@@ -3971,7 +3879,7 @@
     <w:basedOn w:val="Normal"/>
     <w:uiPriority w:val="34"/>
     <w:qFormat/>
-    <w:rsid w:val="008A259F"/>
+    <w:rsid w:val="00FB7A98"/>
     <w:pPr>
       <w:ind w:left="720"/>
       <w:contextualSpacing/>
@@ -3982,7 +3890,7 @@
     <w:basedOn w:val="DefaultParagraphFont"/>
     <w:uiPriority w:val="21"/>
     <w:qFormat/>
-    <w:rsid w:val="008A259F"/>
+    <w:rsid w:val="00FB7A98"/>
     <w:rPr>
       <w:i/>
       <w:iCs/>
@@ -3996,7 +3904,7 @@
     <w:link w:val="IntenseQuoteChar"/>
     <w:uiPriority w:val="30"/>
     <w:qFormat/>
-    <w:rsid w:val="008A259F"/>
+    <w:rsid w:val="00FB7A98"/>
     <w:pPr>
       <w:pBdr>
         <w:top w:val="single" w:sz="4" w:space="10" w:color="2F5496" w:themeColor="accent1" w:themeShade="BF"/>
@@ -4017,7 +3925,7 @@
     <w:basedOn w:val="DefaultParagraphFont"/>
     <w:link w:val="IntenseQuote"/>
     <w:uiPriority w:val="30"/>
-    <w:rsid w:val="008A259F"/>
+    <w:rsid w:val="00FB7A98"/>
     <w:rPr>
       <w:i/>
       <w:iCs/>
@@ -4029,7 +3937,7 @@
     <w:basedOn w:val="DefaultParagraphFont"/>
     <w:uiPriority w:val="32"/>
     <w:qFormat/>
-    <w:rsid w:val="008A259F"/>
+    <w:rsid w:val="00FB7A98"/>
     <w:rPr>
       <w:b/>
       <w:bCs/>
